--- a/content-src/docx/R G 2000 02 26 Tony Harrison.docx
+++ b/content-src/docx/R G 2000 02 26 Tony Harrison.docx
@@ -79,6 +79,11 @@
           <w:color w:val="121212"/>
         </w:rPr>
         <w:t>&lt;/details&gt;</w:t>
+      </w:r>
+    </w:p>
+    <w:p>
+      <w:r>
+        <w:t xml:space="preserve">&lt;category&gt;poetry&lt;/category&gt;</w:t>
       </w:r>
     </w:p>
     <w:p>

--- a/content-src/docx/R G 2000 02 26 Tony Harrison.docx
+++ b/content-src/docx/R G 2000 02 26 Tony Harrison.docx
@@ -149,7 +149,7 @@
     </w:p>
     <w:p>
       <w:r>
-        <w:t>The intimations of mortality that give Marvell's poem its grim vigour are clearly preying on Harrison. "Laureate's Block", in considering the death of Ted Hughes, offers the confession that "I heard / Ted died, and needed my lover... to help me not to brood I'm near Ted's age".</w:t>
+        <w:t>The intimations of mortality that give Marvell's poem its grim vigour are clearly preying on Harrison. "Laureate's Block", in considering the death of Ted Hughes, offers the confession that "I heard / Ted died, and needed my lover… to help me not to brood I'm near Ted's age".</w:t>
       </w:r>
     </w:p>
     <w:p>
